--- a/outputs/mrv-operational-documents/biochar-cement-substitution/Biochar_Cement_Substitution_Playbook.docx
+++ b/outputs/mrv-operational-documents/biochar-cement-substitution/Biochar_Cement_Substitution_Playbook.docx
@@ -1964,16 +1964,12 @@
         <w:spacing w:after="80"/>
       </w:pPr>
       <w:r>
-        <w:t xml:space="preserve">Compute the activation true-up for back-allocated bags. For each prior PP that contributes UIDs to the substitution offtake, MRV applies scenario-3 logic from the matrix: compute avoided emissions from the substituted UIDs and subtract from the production emissions originally allocated to those UIDs under mass balance (Char CI × Char Mass). Any positive residual is bio-oil </w:t>
+        <w:t>Compute the activation true-up for back-allocated bags. The activation true-up applies only to UIDs from PPs whose bio-oil has already been externally claimed (included in a verified GHG statement) — those PPs' CIs are locked under Procedure 4. For each such PP that contributes UIDs to the substitution offtake, MRV applies scenario-3 logic from the matrix: compute avoided emissions from the substituted UIDs and subtract from the production emissions originally allocated to those UIDs under mass balance (Char CI × Char Mass). Any positive residual is bio-oil overcrediting and is booked as a site-emission penalty against the next bio-oil RP. UIDs from PPs whose bio-oil has not yet been externally claimed do not trigger an activation true-up. They are allocated to substitution at PP close and the affected PP CI is computed under Procedure 3 at first external claim, with full substitution benefit captured. Bias pilot inventory toward not-yet-claimed PPs where operationally feasible. Use legacy already-claimed char only when unavoidable. This activation true-up is one-time, distinct from the steady-state corrective mechanism.</w:t>
       </w:r>
       <w:proofErr w:type="spellStart"/>
-      <w:r>
-        <w:t>overcrediting</w:t>
-      </w:r>
+      <w:r/>
       <w:proofErr w:type="spellEnd"/>
-      <w:r>
-        <w:t xml:space="preserve"> and is booked as a site-emission penalty against the next bio-oil RP. This is a one-time true-up at framework activation, distinct from the steady-state corrective mechanism.</w:t>
-      </w:r>
+      <w:r/>
     </w:p>
     <w:p>
       <w:pPr>
